--- a/public/downloads/minutes-meeting-08-11-2025-FULL-TRANSCRIPT.docx
+++ b/public/downloads/minutes-meeting-08-11-2025-FULL-TRANSCRIPT.docx
@@ -322,7 +322,31 @@
           <w:color w:val="8B2E2E"/>
           <w:sz w:val="26"/>
         </w:rPr>
-        <w:t>Page 1 of 2</w:t>
+        <w:t>BEFORE THE SOLE ARBITRATOR</w:t>
+      </w:r>
+    </w:p>
+    <w:p>
+      <w:r>
+        <w:rPr>
+          <w:rFonts w:ascii="Times New Roman" w:hAnsi="Times New Roman" w:eastAsia="Times New Roman"/>
+          <w:b/>
+          <w:i w:val="0"/>
+          <w:color w:val="8B2E2E"/>
+          <w:sz w:val="26"/>
+        </w:rPr>
+        <w:t>SR. ADV. NITIN N. N. P. SARDESSAI</w:t>
+      </w:r>
+    </w:p>
+    <w:p>
+      <w:r>
+        <w:rPr>
+          <w:rFonts w:ascii="Times New Roman" w:hAnsi="Times New Roman" w:eastAsia="Times New Roman"/>
+          <w:b/>
+          <w:i w:val="0"/>
+          <w:color w:val="8B2E2E"/>
+          <w:sz w:val="26"/>
+        </w:rPr>
+        <w:t>AT PANAJI – GOA</w:t>
       </w:r>
     </w:p>
     <w:p>
@@ -333,7 +357,31 @@
           <w:i w:val="0"/>
           <w:sz w:val="22"/>
         </w:rPr>
-        <w:t>BEFORE THE SOLE ARBITRATOR</w:t>
+        <w:t>VIKRAM SHAH …CLAIMANT VERSUS RIVA TRINDADE AND 3 ORS …RESPONDENTS</w:t>
+      </w:r>
+    </w:p>
+    <w:p>
+      <w:r>
+        <w:rPr>
+          <w:rFonts w:ascii="Times New Roman" w:hAnsi="Times New Roman" w:eastAsia="Times New Roman"/>
+          <w:b/>
+          <w:i w:val="0"/>
+          <w:color w:val="8B2E2E"/>
+          <w:sz w:val="26"/>
+        </w:rPr>
+        <w:t>&lt;u&gt;MINUTES OF PROCEEDINGS HELD ON 08&lt;sup&gt;th&lt;/sup&gt; NOVEMBER AT&lt;/u&gt;</w:t>
+      </w:r>
+    </w:p>
+    <w:p>
+      <w:r>
+        <w:rPr>
+          <w:rFonts w:ascii="Times New Roman" w:hAnsi="Times New Roman" w:eastAsia="Times New Roman"/>
+          <w:b/>
+          <w:i w:val="0"/>
+          <w:color w:val="8B2E2E"/>
+          <w:sz w:val="26"/>
+        </w:rPr>
+        <w:t>&lt;u&gt;11.00 AM&lt;/u&gt;</w:t>
       </w:r>
     </w:p>
     <w:p>
@@ -344,7 +392,7 @@
           <w:i w:val="0"/>
           <w:sz w:val="22"/>
         </w:rPr>
-        <w:t xml:space="preserve">              SR. ADV. NITIN N. N. P. SARDESSAI</w:t>
+        <w:t>1. Adv. Kaif Noorani appeared on behalf of Claimant Shri. Vikram Shah. Adv. Vledson Braganza appeared on behalf of Mr. Riva Trindade, Mrs. Albertina Trindade and Mrs. Karita Trindade. Respondent No. 1, 2 &amp; 3. Mr. Riva Trindade present in person. Respondent No. 4 Shri. Murlidhar Sadarangani present in person</w:t>
       </w:r>
     </w:p>
     <w:p>
@@ -355,7 +403,7 @@
           <w:i w:val="0"/>
           <w:sz w:val="22"/>
         </w:rPr>
-        <w:t xml:space="preserve">                        AT PANAJI – GOA</w:t>
+        <w:t>2. The Adv. V. Braganza representing Respondents No. 1, 2 &amp; 3 states that settlement talks are almost winding up. His predicament is that all this while the talks were held with Shri. Hemavand Namdarian who is a representative of the Claimant. According to Adv. V. Braganza, for a final say, there is a need to have a meeting with the Claimant in person in view of the need for certain clarification.</w:t>
       </w:r>
     </w:p>
     <w:p>
@@ -366,7 +414,7 @@
           <w:i w:val="0"/>
           <w:sz w:val="22"/>
         </w:rPr>
-        <w:t>VIKRAM SHAH                                        …CLAIMANT</w:t>
+        <w:t>3. The Tribunal is informed that the Claimant is ready and willing to participate in person in the settlement talks fixed next week for which the Claimant Shri. Vikram Shah is coming in person to Goa.</w:t>
       </w:r>
     </w:p>
     <w:p>
@@ -377,7 +425,7 @@
           <w:i w:val="0"/>
           <w:sz w:val="22"/>
         </w:rPr>
-        <w:t xml:space="preserve">                              VERSUS</w:t>
+        <w:t>4. The parties as such are consenting for an adjournment in the matter, therefore, with consent the matter is adjourned to a short date on 22&lt;sup&gt;nd&lt;/sup&gt; of November 2025 at 11.30 am.</w:t>
       </w:r>
     </w:p>
     <w:p>
@@ -388,7 +436,7 @@
           <w:i w:val="0"/>
           <w:sz w:val="22"/>
         </w:rPr>
-        <w:t>RIVA TRINDADE AND 3 ORS                            …RESPONDENTS</w:t>
+        <w:t>5. The matter stands adjourned as above.</w:t>
       </w:r>
     </w:p>
     <w:p>
@@ -399,153 +447,9 @@
           <w:i w:val="0"/>
           <w:sz w:val="22"/>
         </w:rPr>
-        <w:t xml:space="preserve"> MINUTES OF PROCEEDINGS HELD ON 08th NOVEMBER AT</w:t>
+        <w:t>6. Stand Over to 22&lt;sup&gt;nd&lt;/sup&gt; November 2025 at 11.30 am at the same venue and seat.</w:t>
       </w:r>
     </w:p>
-    <w:p>
-      <w:r>
-        <w:rPr>
-          <w:rFonts w:ascii="Times New Roman" w:hAnsi="Times New Roman" w:eastAsia="Times New Roman"/>
-          <w:b w:val="0"/>
-          <w:i w:val="0"/>
-          <w:sz w:val="22"/>
-        </w:rPr>
-        <w:t xml:space="preserve">                             11.00 AM</w:t>
-      </w:r>
-    </w:p>
-    <w:p>
-      <w:r>
-        <w:rPr>
-          <w:rFonts w:ascii="Times New Roman" w:hAnsi="Times New Roman" w:eastAsia="Times New Roman"/>
-          <w:b w:val="0"/>
-          <w:i w:val="0"/>
-          <w:sz w:val="22"/>
-        </w:rPr>
-        <w:t>1.   Adv. Kaif Noorani appeared on behalf of Claimant Shri. Vikram</w:t>
-      </w:r>
-    </w:p>
-    <w:p>
-      <w:r>
-        <w:rPr>
-          <w:rFonts w:ascii="Times New Roman" w:hAnsi="Times New Roman" w:eastAsia="Times New Roman"/>
-          <w:b w:val="0"/>
-          <w:i w:val="0"/>
-          <w:sz w:val="22"/>
-        </w:rPr>
-        <w:t xml:space="preserve">     Shah. Adv. Vledson Braganza appeared on behalf of Mr. Riva</w:t>
-      </w:r>
-    </w:p>
-    <w:p>
-      <w:r>
-        <w:rPr>
-          <w:rFonts w:ascii="Times New Roman" w:hAnsi="Times New Roman" w:eastAsia="Times New Roman"/>
-          <w:b w:val="0"/>
-          <w:i w:val="0"/>
-          <w:sz w:val="22"/>
-        </w:rPr>
-        <w:t xml:space="preserve">     Trindade, Mrs. Albertina Trindade and Mrs. Karita Trindade.</w:t>
-      </w:r>
-    </w:p>
-    <w:p>
-      <w:r>
-        <w:rPr>
-          <w:rFonts w:ascii="Times New Roman" w:hAnsi="Times New Roman" w:eastAsia="Times New Roman"/>
-          <w:b w:val="0"/>
-          <w:i w:val="0"/>
-          <w:sz w:val="22"/>
-        </w:rPr>
-        <w:t xml:space="preserve">     Respondent No. 1, 2 &amp; 3. Mr. Riva Trindade present in person.</w:t>
-      </w:r>
-    </w:p>
-    <w:p>
-      <w:r>
-        <w:rPr>
-          <w:rFonts w:ascii="Times New Roman" w:hAnsi="Times New Roman" w:eastAsia="Times New Roman"/>
-          <w:b w:val="0"/>
-          <w:i w:val="0"/>
-          <w:sz w:val="22"/>
-        </w:rPr>
-        <w:t xml:space="preserve">     Respondent No. 4 Shri. Murlidhar Sadarangani present in person</w:t>
-      </w:r>
-    </w:p>
-    <w:p>
-      <w:r>
-        <w:rPr>
-          <w:rFonts w:ascii="Times New Roman" w:hAnsi="Times New Roman" w:eastAsia="Times New Roman"/>
-          <w:b w:val="0"/>
-          <w:i w:val="0"/>
-          <w:sz w:val="22"/>
-        </w:rPr>
-        <w:t>2.   The Adv. V. Braganza representing Respondents No. 1, 2 &amp; 3 states</w:t>
-      </w:r>
-    </w:p>
-    <w:p>
-      <w:r>
-        <w:rPr>
-          <w:rFonts w:ascii="Times New Roman" w:hAnsi="Times New Roman" w:eastAsia="Times New Roman"/>
-          <w:b w:val="0"/>
-          <w:i w:val="0"/>
-          <w:sz w:val="22"/>
-        </w:rPr>
-        <w:t xml:space="preserve">     that settlement talks are almost winding up. His predicament is</w:t>
-      </w:r>
-    </w:p>
-    <w:p>
-      <w:r>
-        <w:rPr>
-          <w:rFonts w:ascii="Times New Roman" w:hAnsi="Times New Roman" w:eastAsia="Times New Roman"/>
-          <w:b w:val="0"/>
-          <w:i w:val="0"/>
-          <w:sz w:val="22"/>
-        </w:rPr>
-        <w:t xml:space="preserve">     that all this while the talks were held with Shri. Hemavand</w:t>
-      </w:r>
-    </w:p>
-    <w:p>
-      <w:r>
-        <w:rPr>
-          <w:rFonts w:ascii="Times New Roman" w:hAnsi="Times New Roman" w:eastAsia="Times New Roman"/>
-          <w:b w:val="0"/>
-          <w:i w:val="0"/>
-          <w:sz w:val="22"/>
-        </w:rPr>
-        <w:t xml:space="preserve">     Namdarian who is a representative of the Claimant. According to</w:t>
-      </w:r>
-    </w:p>
-    <w:p>
-      <w:r>
-        <w:rPr>
-          <w:rFonts w:ascii="Times New Roman" w:hAnsi="Times New Roman" w:eastAsia="Times New Roman"/>
-          <w:b w:val="0"/>
-          <w:i w:val="0"/>
-          <w:sz w:val="22"/>
-        </w:rPr>
-        <w:t xml:space="preserve">     Adv. V. Braganza, for a final say, there is a need to have a meeting</w:t>
-      </w:r>
-    </w:p>
-    <w:p>
-      <w:r>
-        <w:rPr>
-          <w:rFonts w:ascii="Times New Roman" w:hAnsi="Times New Roman" w:eastAsia="Times New Roman"/>
-          <w:b w:val="0"/>
-          <w:i w:val="0"/>
-          <w:sz w:val="22"/>
-        </w:rPr>
-        <w:t xml:space="preserve">     with the Claimant in person in view of the need for certain</w:t>
-      </w:r>
-    </w:p>
-    <w:p>
-      <w:r>
-        <w:rPr>
-          <w:rFonts w:ascii="Times New Roman" w:hAnsi="Times New Roman" w:eastAsia="Times New Roman"/>
-          <w:b w:val="0"/>
-          <w:i w:val="0"/>
-          <w:sz w:val="22"/>
-        </w:rPr>
-        <w:t xml:space="preserve">     clarification.</w:t>
-      </w:r>
-    </w:p>
-    <w:p/>
     <w:p>
       <w:r>
         <w:rPr>
@@ -555,131 +459,9 @@
           <w:color w:val="8B2E2E"/>
           <w:sz w:val="26"/>
         </w:rPr>
-        <w:t>Page 2 of 2</w:t>
+        <w:t>Place: Panaji – Goa. Sr. Adv. Nitin N. N. P. Sardessai Date:08.11.2025 Sole Arbitrator</w:t>
       </w:r>
     </w:p>
-    <w:p>
-      <w:r>
-        <w:rPr>
-          <w:rFonts w:ascii="Times New Roman" w:hAnsi="Times New Roman" w:eastAsia="Times New Roman"/>
-          <w:b w:val="0"/>
-          <w:i w:val="0"/>
-          <w:sz w:val="22"/>
-        </w:rPr>
-        <w:t>3.    The Tribunal is informed that the Claimant is ready and willing to</w:t>
-      </w:r>
-    </w:p>
-    <w:p>
-      <w:r>
-        <w:rPr>
-          <w:rFonts w:ascii="Times New Roman" w:hAnsi="Times New Roman" w:eastAsia="Times New Roman"/>
-          <w:b w:val="0"/>
-          <w:i w:val="0"/>
-          <w:sz w:val="22"/>
-        </w:rPr>
-        <w:t xml:space="preserve">     participate in person in the settlement talks fixed next week for</w:t>
-      </w:r>
-    </w:p>
-    <w:p>
-      <w:r>
-        <w:rPr>
-          <w:rFonts w:ascii="Times New Roman" w:hAnsi="Times New Roman" w:eastAsia="Times New Roman"/>
-          <w:b w:val="0"/>
-          <w:i w:val="0"/>
-          <w:sz w:val="22"/>
-        </w:rPr>
-        <w:t xml:space="preserve">     which the Claimant Shri. Vikram Shah is coming in person to Goa.</w:t>
-      </w:r>
-    </w:p>
-    <w:p>
-      <w:r>
-        <w:rPr>
-          <w:rFonts w:ascii="Times New Roman" w:hAnsi="Times New Roman" w:eastAsia="Times New Roman"/>
-          <w:b w:val="0"/>
-          <w:i w:val="0"/>
-          <w:sz w:val="22"/>
-        </w:rPr>
-        <w:t>4.   The parties as such are consenting for an adjournment in the</w:t>
-      </w:r>
-    </w:p>
-    <w:p>
-      <w:r>
-        <w:rPr>
-          <w:rFonts w:ascii="Times New Roman" w:hAnsi="Times New Roman" w:eastAsia="Times New Roman"/>
-          <w:b w:val="0"/>
-          <w:i w:val="0"/>
-          <w:sz w:val="22"/>
-        </w:rPr>
-        <w:t xml:space="preserve">     matter, therefore, with consent the matter is adjourned to a short</w:t>
-      </w:r>
-    </w:p>
-    <w:p>
-      <w:r>
-        <w:rPr>
-          <w:rFonts w:ascii="Times New Roman" w:hAnsi="Times New Roman" w:eastAsia="Times New Roman"/>
-          <w:b w:val="0"/>
-          <w:i w:val="0"/>
-          <w:sz w:val="22"/>
-        </w:rPr>
-        <w:t xml:space="preserve">     date on 22nd of November 2025 at 11.30 am.</w:t>
-      </w:r>
-    </w:p>
-    <w:p>
-      <w:r>
-        <w:rPr>
-          <w:rFonts w:ascii="Times New Roman" w:hAnsi="Times New Roman" w:eastAsia="Times New Roman"/>
-          <w:b w:val="0"/>
-          <w:i w:val="0"/>
-          <w:sz w:val="22"/>
-        </w:rPr>
-        <w:t>5.   The matter stands adjourned as above.</w:t>
-      </w:r>
-    </w:p>
-    <w:p>
-      <w:r>
-        <w:rPr>
-          <w:rFonts w:ascii="Times New Roman" w:hAnsi="Times New Roman" w:eastAsia="Times New Roman"/>
-          <w:b w:val="0"/>
-          <w:i w:val="0"/>
-          <w:sz w:val="22"/>
-        </w:rPr>
-        <w:t>6.   Stand Over to 22nd November 2025 at 11.30 am at the same venue</w:t>
-      </w:r>
-    </w:p>
-    <w:p>
-      <w:r>
-        <w:rPr>
-          <w:rFonts w:ascii="Times New Roman" w:hAnsi="Times New Roman" w:eastAsia="Times New Roman"/>
-          <w:b w:val="0"/>
-          <w:i w:val="0"/>
-          <w:sz w:val="22"/>
-        </w:rPr>
-        <w:t xml:space="preserve">     and seat.</w:t>
-      </w:r>
-    </w:p>
-    <w:p>
-      <w:r>
-        <w:rPr>
-          <w:rFonts w:ascii="Times New Roman" w:hAnsi="Times New Roman" w:eastAsia="Times New Roman"/>
-          <w:b w:val="0"/>
-          <w:i w:val="0"/>
-          <w:sz w:val="22"/>
-        </w:rPr>
-        <w:t>Place: Panaji – Goa.             Sr. Adv. Nitin N. N. P. Sardessai</w:t>
-      </w:r>
-    </w:p>
-    <w:p>
-      <w:r>
-        <w:rPr>
-          <w:rFonts w:ascii="Times New Roman" w:hAnsi="Times New Roman" w:eastAsia="Times New Roman"/>
-          <w:b w:val="0"/>
-          <w:i w:val="0"/>
-          <w:sz w:val="22"/>
-        </w:rPr>
-        <w:t>Date:08.11.2025                            Sole Arbitrator</w:t>
-      </w:r>
-    </w:p>
-    <w:p/>
     <w:sectPr>
       <w:headerReference w:type="default" r:id="rId9"/>
       <w:footerReference w:type="default" r:id="rId10"/>
